--- a/cpp/Paradygmaty_programowania/Zadania/Lab06/Dutkiewicz.docx
+++ b/cpp/Paradygmaty_programowania/Zadania/Lab06/Dutkiewicz.docx
@@ -7,10 +7,1218 @@
         <w:pStyle w:val="Normal"/>
         <w:bidi w:val="0"/>
         <w:jc w:val="start"/>
+        <w:rPr>
+          <w:rFonts w:ascii="Liberation Serif" w:hAnsi="Liberation Serif"/>
+          <w:sz w:val="40"/>
+          <w:szCs w:val="40"/>
+        </w:rPr>
+      </w:pPr>
+      <w:r>
+        <w:rPr>
+          <w:rFonts w:ascii="Liberation Serif" w:hAnsi="Liberation Serif"/>
+          <w:sz w:val="40"/>
+          <w:szCs w:val="40"/>
+        </w:rPr>
+        <w:t>Wybór systemu:</w:t>
+        <w:tab/>
+      </w:r>
+      <w:r>
+        <w:rPr>
+          <w:rFonts w:ascii="Liberation Serif" w:hAnsi="Liberation Serif"/>
+          <w:b/>
+          <w:bCs/>
+          <w:sz w:val="40"/>
+          <w:szCs w:val="40"/>
+        </w:rPr>
+        <w:t>Sklep z Kartami Pokemon</w:t>
+      </w:r>
+    </w:p>
+    <w:p>
+      <w:pPr>
+        <w:pStyle w:val="Normal"/>
+        <w:bidi w:val="0"/>
+        <w:jc w:val="start"/>
+        <w:rPr>
+          <w:rFonts w:ascii="Liberation Serif" w:hAnsi="Liberation Serif"/>
+          <w:sz w:val="30"/>
+          <w:szCs w:val="30"/>
+        </w:rPr>
+      </w:pPr>
+      <w:r>
+        <w:rPr>
+          <w:rFonts w:ascii="Liberation Serif" w:hAnsi="Liberation Serif"/>
+          <w:sz w:val="30"/>
+          <w:szCs w:val="30"/>
+        </w:rPr>
+      </w:r>
+    </w:p>
+    <w:p>
+      <w:pPr>
+        <w:pStyle w:val="Normal"/>
+        <w:numPr>
+          <w:ilvl w:val="0"/>
+          <w:numId w:val="1"/>
+        </w:numPr>
+        <w:bidi w:val="0"/>
+        <w:jc w:val="start"/>
+        <w:rPr>
+          <w:rFonts w:ascii="Liberation Serif" w:hAnsi="Liberation Serif"/>
+          <w:sz w:val="40"/>
+          <w:szCs w:val="40"/>
+        </w:rPr>
+      </w:pPr>
+      <w:r>
+        <w:rPr>
+          <w:rFonts w:ascii="Liberation Serif" w:hAnsi="Liberation Serif"/>
+          <w:sz w:val="40"/>
+          <w:szCs w:val="40"/>
+        </w:rPr>
+        <w:t xml:space="preserve">System umożliwia dodawanie kart do oferty, wyświetlanie dostępnych kart oraz ich zakup przez klientów. </w:t>
+      </w:r>
+    </w:p>
+    <w:p>
+      <w:pPr>
+        <w:pStyle w:val="Normal"/>
+        <w:numPr>
+          <w:ilvl w:val="0"/>
+          <w:numId w:val="1"/>
+        </w:numPr>
+        <w:bidi w:val="0"/>
+        <w:jc w:val="start"/>
+        <w:rPr>
+          <w:rFonts w:ascii="Liberation Serif" w:hAnsi="Liberation Serif"/>
+          <w:sz w:val="40"/>
+          <w:szCs w:val="40"/>
+        </w:rPr>
+      </w:pPr>
+      <w:r>
+        <w:rPr>
+          <w:rFonts w:ascii="Liberation Serif" w:hAnsi="Liberation Serif"/>
+          <w:sz w:val="40"/>
+          <w:szCs w:val="40"/>
+        </w:rPr>
+        <w:t>Opis klas:</w:t>
+      </w:r>
+    </w:p>
+    <w:p>
+      <w:pPr>
+        <w:pStyle w:val="Normal"/>
+        <w:numPr>
+          <w:ilvl w:val="2"/>
+          <w:numId w:val="2"/>
+        </w:numPr>
+        <w:bidi w:val="0"/>
+        <w:jc w:val="start"/>
+        <w:rPr>
+          <w:rFonts w:ascii="Liberation Serif" w:hAnsi="Liberation Serif"/>
+          <w:sz w:val="40"/>
+          <w:szCs w:val="40"/>
+        </w:rPr>
+      </w:pPr>
+      <w:r>
+        <w:rPr>
+          <w:rFonts w:ascii="Liberation Serif" w:hAnsi="Liberation Serif"/>
+          <w:sz w:val="40"/>
+          <w:szCs w:val="40"/>
+        </w:rPr>
+        <w:t xml:space="preserve">Klasa </w:t>
+      </w:r>
+      <w:r>
+        <w:rPr>
+          <w:rFonts w:ascii="Liberation Serif" w:hAnsi="Liberation Serif"/>
+          <w:i/>
+          <w:iCs/>
+          <w:sz w:val="40"/>
+          <w:szCs w:val="40"/>
+        </w:rPr>
+        <w:t>cards - reprezentuje pojedyńczą kartę w sklepie :</w:t>
+      </w:r>
+    </w:p>
+    <w:p>
+      <w:pPr>
+        <w:pStyle w:val="Normal"/>
+        <w:numPr>
+          <w:ilvl w:val="5"/>
+          <w:numId w:val="2"/>
+        </w:numPr>
+        <w:bidi w:val="0"/>
+        <w:jc w:val="start"/>
+        <w:rPr>
+          <w:rFonts w:ascii="Liberation Serif" w:hAnsi="Liberation Serif"/>
+          <w:i/>
+          <w:iCs/>
+          <w:sz w:val="40"/>
+          <w:szCs w:val="40"/>
+        </w:rPr>
+      </w:pPr>
+      <w:r>
+        <w:rPr>
+          <w:rFonts w:ascii="Liberation Serif" w:hAnsi="Liberation Serif"/>
+          <w:i/>
+          <w:iCs/>
+          <w:sz w:val="40"/>
+          <w:szCs w:val="40"/>
+        </w:rPr>
+        <w:t>Pola prywatne: name,type,price,isavailable</w:t>
+      </w:r>
+    </w:p>
+    <w:p>
+      <w:pPr>
+        <w:pStyle w:val="Normal"/>
+        <w:numPr>
+          <w:ilvl w:val="5"/>
+          <w:numId w:val="2"/>
+        </w:numPr>
+        <w:bidi w:val="0"/>
+        <w:jc w:val="start"/>
+        <w:rPr>
+          <w:rFonts w:ascii="Liberation Serif" w:hAnsi="Liberation Serif"/>
+          <w:i/>
+          <w:iCs/>
+          <w:sz w:val="40"/>
+          <w:szCs w:val="40"/>
+        </w:rPr>
+      </w:pPr>
+      <w:r>
+        <w:rPr>
+          <w:rFonts w:ascii="Liberation Serif" w:hAnsi="Liberation Serif"/>
+          <w:i/>
+          <w:iCs/>
+          <w:sz w:val="40"/>
+          <w:szCs w:val="40"/>
+        </w:rPr>
+        <w:t>Metody: buy – zakup karty, show – wyswietlenie informacji , isAvailable- sprawdzenie dostepnosci</w:t>
+      </w:r>
+    </w:p>
+    <w:p>
+      <w:pPr>
+        <w:pStyle w:val="Normal"/>
+        <w:numPr>
+          <w:ilvl w:val="5"/>
+          <w:numId w:val="2"/>
+        </w:numPr>
+        <w:bidi w:val="0"/>
+        <w:jc w:val="start"/>
+        <w:rPr>
+          <w:rFonts w:ascii="Liberation Serif" w:hAnsi="Liberation Serif"/>
+          <w:i/>
+          <w:iCs/>
+          <w:sz w:val="40"/>
+          <w:szCs w:val="40"/>
+        </w:rPr>
+      </w:pPr>
+      <w:r>
+        <w:rPr>
+          <w:rFonts w:ascii="Liberation Serif" w:hAnsi="Liberation Serif"/>
+          <w:i/>
+          <w:iCs/>
+          <w:sz w:val="40"/>
+          <w:szCs w:val="40"/>
+        </w:rPr>
+        <w:t>Konstruktor – inicjalizuje nazwe, typ,cene, dostepnosc domyslnie ma wartosc true</w:t>
+      </w:r>
+    </w:p>
+    <w:p>
+      <w:pPr>
+        <w:pStyle w:val="Normal"/>
+        <w:numPr>
+          <w:ilvl w:val="2"/>
+          <w:numId w:val="2"/>
+        </w:numPr>
+        <w:bidi w:val="0"/>
+        <w:jc w:val="start"/>
+        <w:rPr>
+          <w:rFonts w:ascii="Liberation Serif" w:hAnsi="Liberation Serif"/>
+          <w:i/>
+          <w:iCs/>
+          <w:sz w:val="40"/>
+          <w:szCs w:val="40"/>
+        </w:rPr>
+      </w:pPr>
+      <w:r>
+        <w:rPr>
+          <w:rFonts w:ascii="Liberation Serif" w:hAnsi="Liberation Serif"/>
+          <w:i/>
+          <w:iCs/>
+          <w:sz w:val="40"/>
+          <w:szCs w:val="40"/>
+        </w:rPr>
+        <w:t>Klasa client – reprezentuje klienta sklepu</w:t>
+      </w:r>
+    </w:p>
+    <w:p>
+      <w:pPr>
+        <w:pStyle w:val="Normal"/>
+        <w:numPr>
+          <w:ilvl w:val="5"/>
+          <w:numId w:val="2"/>
+        </w:numPr>
+        <w:bidi w:val="0"/>
+        <w:jc w:val="start"/>
+        <w:rPr>
+          <w:rFonts w:ascii="Liberation Serif" w:hAnsi="Liberation Serif"/>
+          <w:i/>
+          <w:iCs/>
+          <w:sz w:val="40"/>
+          <w:szCs w:val="40"/>
+        </w:rPr>
+      </w:pPr>
+      <w:r>
+        <w:rPr>
+          <w:rFonts w:ascii="Liberation Serif" w:hAnsi="Liberation Serif"/>
+          <w:i/>
+          <w:iCs/>
+          <w:sz w:val="40"/>
+          <w:szCs w:val="40"/>
+        </w:rPr>
+        <w:t xml:space="preserve">Pola prywatne: name </w:t>
+      </w:r>
+    </w:p>
+    <w:p>
+      <w:pPr>
+        <w:pStyle w:val="Normal"/>
+        <w:numPr>
+          <w:ilvl w:val="5"/>
+          <w:numId w:val="2"/>
+        </w:numPr>
+        <w:bidi w:val="0"/>
+        <w:jc w:val="start"/>
+        <w:rPr>
+          <w:rFonts w:ascii="Liberation Serif" w:hAnsi="Liberation Serif"/>
+          <w:i/>
+          <w:iCs/>
+          <w:sz w:val="40"/>
+          <w:szCs w:val="40"/>
+        </w:rPr>
+      </w:pPr>
+      <w:r>
+        <w:rPr>
+          <w:rFonts w:ascii="Liberation Serif" w:hAnsi="Liberation Serif"/>
+          <w:i/>
+          <w:iCs/>
+          <w:sz w:val="40"/>
+          <w:szCs w:val="40"/>
+        </w:rPr>
+        <w:t>Metody: show – wyswietlenie danych klienta</w:t>
+      </w:r>
+    </w:p>
+    <w:p>
+      <w:pPr>
+        <w:pStyle w:val="Normal"/>
+        <w:numPr>
+          <w:ilvl w:val="5"/>
+          <w:numId w:val="2"/>
+        </w:numPr>
+        <w:bidi w:val="0"/>
+        <w:jc w:val="start"/>
+        <w:rPr>
+          <w:rFonts w:ascii="Liberation Serif" w:hAnsi="Liberation Serif"/>
+          <w:i/>
+          <w:iCs/>
+          <w:sz w:val="40"/>
+          <w:szCs w:val="40"/>
+        </w:rPr>
+      </w:pPr>
+      <w:r>
+        <w:rPr>
+          <w:rFonts w:ascii="Liberation Serif" w:hAnsi="Liberation Serif"/>
+          <w:i/>
+          <w:iCs/>
+          <w:sz w:val="40"/>
+          <w:szCs w:val="40"/>
+        </w:rPr>
+        <w:t>Konstruktor – inicjalizuje imię klienta</w:t>
+      </w:r>
+    </w:p>
+    <w:p>
+      <w:pPr>
+        <w:pStyle w:val="Normal"/>
+        <w:numPr>
+          <w:ilvl w:val="2"/>
+          <w:numId w:val="2"/>
+        </w:numPr>
+        <w:bidi w:val="0"/>
+        <w:jc w:val="start"/>
+        <w:rPr>
+          <w:rFonts w:ascii="Liberation Serif" w:hAnsi="Liberation Serif"/>
+          <w:i/>
+          <w:iCs/>
+          <w:sz w:val="40"/>
+          <w:szCs w:val="40"/>
+        </w:rPr>
+      </w:pPr>
+      <w:r>
+        <w:rPr>
+          <w:rFonts w:ascii="Liberation Serif" w:hAnsi="Liberation Serif"/>
+          <w:i/>
+          <w:iCs/>
+          <w:sz w:val="40"/>
+          <w:szCs w:val="40"/>
+        </w:rPr>
+        <w:t xml:space="preserve">Klasa shop – zarządza klientami I kartami – jest to głowny element systemu </w:t>
+      </w:r>
+    </w:p>
+    <w:p>
+      <w:pPr>
+        <w:pStyle w:val="Normal"/>
+        <w:numPr>
+          <w:ilvl w:val="5"/>
+          <w:numId w:val="2"/>
+        </w:numPr>
+        <w:bidi w:val="0"/>
+        <w:jc w:val="start"/>
+        <w:rPr>
+          <w:rFonts w:ascii="Liberation Serif" w:hAnsi="Liberation Serif"/>
+          <w:i/>
+          <w:iCs/>
+          <w:sz w:val="40"/>
+          <w:szCs w:val="40"/>
+        </w:rPr>
+      </w:pPr>
+      <w:r>
+        <w:rPr>
+          <w:rFonts w:ascii="Liberation Serif" w:hAnsi="Liberation Serif"/>
+          <w:i/>
+          <w:iCs/>
+          <w:sz w:val="40"/>
+          <w:szCs w:val="40"/>
+        </w:rPr>
+        <w:t>Pola prywatne – card jest to wektor obiektów cards, clients jest to wektor obiektów client</w:t>
+      </w:r>
+    </w:p>
+    <w:p>
+      <w:pPr>
+        <w:pStyle w:val="Normal"/>
+        <w:numPr>
+          <w:ilvl w:val="5"/>
+          <w:numId w:val="2"/>
+        </w:numPr>
+        <w:bidi w:val="0"/>
+        <w:jc w:val="start"/>
+        <w:rPr>
+          <w:rFonts w:ascii="Liberation Serif" w:hAnsi="Liberation Serif"/>
+          <w:i/>
+          <w:iCs/>
+          <w:sz w:val="40"/>
+          <w:szCs w:val="40"/>
+        </w:rPr>
+      </w:pPr>
+      <w:r>
+        <w:rPr>
+          <w:rFonts w:ascii="Liberation Serif" w:hAnsi="Liberation Serif"/>
+          <w:i/>
+          <w:iCs/>
+          <w:sz w:val="40"/>
+          <w:szCs w:val="40"/>
+        </w:rPr>
+        <w:t>Metody: addCard, addClient,buycard</w:t>
+      </w:r>
+    </w:p>
+    <w:p>
+      <w:pPr>
+        <w:pStyle w:val="Normal"/>
+        <w:bidi w:val="0"/>
+        <w:jc w:val="start"/>
+        <w:rPr>
+          <w:rFonts w:ascii="Liberation Serif" w:hAnsi="Liberation Serif"/>
+          <w:i/>
+          <w:iCs/>
+          <w:sz w:val="40"/>
+          <w:szCs w:val="40"/>
+        </w:rPr>
+      </w:pPr>
+      <w:r>
+        <w:rPr>
+          <w:rFonts w:ascii="Liberation Serif" w:hAnsi="Liberation Serif"/>
+          <w:i/>
+          <w:iCs/>
+          <w:sz w:val="40"/>
+          <w:szCs w:val="40"/>
+        </w:rPr>
+        <w:tab/>
+        <w:tab/>
+      </w:r>
+    </w:p>
+    <w:p>
+      <w:pPr>
+        <w:pStyle w:val="Normal"/>
+        <w:bidi w:val="0"/>
+        <w:jc w:val="start"/>
+        <w:rPr>
+          <w:rFonts w:ascii="Liberation Serif" w:hAnsi="Liberation Serif"/>
+          <w:i/>
+          <w:iCs/>
+          <w:sz w:val="40"/>
+          <w:szCs w:val="40"/>
+        </w:rPr>
+      </w:pPr>
+      <w:r>
+        <w:rPr>
+          <w:rFonts w:ascii="Liberation Serif" w:hAnsi="Liberation Serif"/>
+          <w:i/>
+          <w:iCs/>
+          <w:sz w:val="40"/>
+          <w:szCs w:val="40"/>
+        </w:rPr>
+      </w:r>
+    </w:p>
+    <w:p>
+      <w:pPr>
+        <w:pStyle w:val="Normal"/>
+        <w:bidi w:val="0"/>
+        <w:jc w:val="start"/>
+        <w:rPr>
+          <w:rFonts w:ascii="Liberation Serif" w:hAnsi="Liberation Serif"/>
+          <w:i/>
+          <w:iCs/>
+          <w:sz w:val="40"/>
+          <w:szCs w:val="40"/>
+        </w:rPr>
+      </w:pPr>
+      <w:r>
+        <w:rPr>
+          <w:rFonts w:ascii="Liberation Serif" w:hAnsi="Liberation Serif"/>
+          <w:i/>
+          <w:iCs/>
+          <w:sz w:val="40"/>
+          <w:szCs w:val="40"/>
+        </w:rPr>
+      </w:r>
+    </w:p>
+    <w:p>
+      <w:pPr>
+        <w:pStyle w:val="Normal"/>
+        <w:bidi w:val="0"/>
+        <w:jc w:val="start"/>
+        <w:rPr>
+          <w:rFonts w:ascii="Liberation Serif" w:hAnsi="Liberation Serif"/>
+          <w:i/>
+          <w:iCs/>
+          <w:sz w:val="40"/>
+          <w:szCs w:val="40"/>
+        </w:rPr>
+      </w:pPr>
+      <w:r>
+        <w:rPr>
+          <w:rFonts w:ascii="Liberation Serif" w:hAnsi="Liberation Serif"/>
+          <w:i/>
+          <w:iCs/>
+          <w:sz w:val="40"/>
+          <w:szCs w:val="40"/>
+        </w:rPr>
+      </w:r>
+    </w:p>
+    <w:p>
+      <w:pPr>
+        <w:pStyle w:val="Normal"/>
+        <w:bidi w:val="0"/>
+        <w:jc w:val="start"/>
+        <w:rPr>
+          <w:rFonts w:ascii="Liberation Serif" w:hAnsi="Liberation Serif"/>
+          <w:i/>
+          <w:iCs/>
+          <w:sz w:val="40"/>
+          <w:szCs w:val="40"/>
+        </w:rPr>
+      </w:pPr>
+      <w:r>
+        <w:rPr>
+          <w:rFonts w:ascii="Liberation Serif" w:hAnsi="Liberation Serif"/>
+          <w:i/>
+          <w:iCs/>
+          <w:sz w:val="40"/>
+          <w:szCs w:val="40"/>
+        </w:rPr>
+        <w:tab/>
+        <w:t>3.</w:t>
+      </w:r>
+      <w:r>
+        <w:rPr>
+          <w:rFonts w:ascii="Liberation Serif" w:hAnsi="Liberation Serif"/>
+          <w:i/>
+          <w:iCs/>
+          <w:sz w:val="40"/>
+          <w:szCs w:val="40"/>
+        </w:rPr>
+        <w:t>Relacja kompozycji:</w:t>
+      </w:r>
+    </w:p>
+    <w:p>
+      <w:pPr>
+        <w:pStyle w:val="Normal"/>
+        <w:numPr>
+          <w:ilvl w:val="0"/>
+          <w:numId w:val="0"/>
+        </w:numPr>
+        <w:bidi w:val="0"/>
+        <w:ind w:hanging="0" w:start="1080"/>
+        <w:jc w:val="start"/>
         <w:rPr/>
       </w:pPr>
       <w:r>
-        <w:rPr/>
+        <w:rPr>
+          <w:rFonts w:ascii="Liberation Serif" w:hAnsi="Liberation Serif"/>
+          <w:i/>
+          <w:iCs/>
+          <w:sz w:val="40"/>
+          <w:szCs w:val="40"/>
+        </w:rPr>
+        <w:tab/>
+        <w:tab/>
+      </w:r>
+      <w:r>
+        <w:rPr>
+          <w:rFonts w:ascii="Liberation Serif" w:hAnsi="Liberation Serif"/>
+          <w:i/>
+          <w:iCs/>
+          <w:sz w:val="30"/>
+          <w:szCs w:val="30"/>
+        </w:rPr>
+        <w:t xml:space="preserve">Klasa </w:t>
+      </w:r>
+      <w:r>
+        <w:rPr>
+          <w:rFonts w:ascii="Liberation Serif" w:hAnsi="Liberation Serif"/>
+          <w:b/>
+          <w:bCs/>
+          <w:i/>
+          <w:iCs/>
+          <w:sz w:val="30"/>
+          <w:szCs w:val="30"/>
+        </w:rPr>
+        <w:t>shop</w:t>
+      </w:r>
+      <w:r>
+        <w:rPr>
+          <w:rFonts w:ascii="Liberation Serif" w:hAnsi="Liberation Serif"/>
+          <w:i/>
+          <w:iCs/>
+          <w:sz w:val="30"/>
+          <w:szCs w:val="30"/>
+        </w:rPr>
+        <w:t xml:space="preserve"> zawiera w sobie kolekcje obiektów klas cards oraz client(pola card) I clients(typu vector). </w:t>
+        <w:br/>
+        <w:t>Oznacza to ,że sklep jest właścicielem tych obiektów I zarządza ich cyklem życia jest to relacja kompozycjio. Usunięcie obiektu shop powoduje usunięcie wszysatkich przechowywanych kart I klientów</w:t>
+      </w:r>
+      <w:r>
+        <w:rPr>
+          <w:rFonts w:ascii="Liberation Serif" w:hAnsi="Liberation Serif"/>
+          <w:i/>
+          <w:iCs/>
+          <w:sz w:val="40"/>
+          <w:szCs w:val="40"/>
+        </w:rPr>
+        <w:tab/>
+      </w:r>
+    </w:p>
+    <w:p>
+      <w:pPr>
+        <w:pStyle w:val="Normal"/>
+        <w:bidi w:val="0"/>
+        <w:jc w:val="start"/>
+        <w:rPr>
+          <w:rFonts w:ascii="Liberation Serif" w:hAnsi="Liberation Serif"/>
+          <w:i/>
+          <w:iCs/>
+          <w:sz w:val="40"/>
+          <w:szCs w:val="40"/>
+        </w:rPr>
+      </w:pPr>
+      <w:r>
+        <w:rPr>
+          <w:rFonts w:ascii="Liberation Serif" w:hAnsi="Liberation Serif"/>
+          <w:i/>
+          <w:iCs/>
+          <w:sz w:val="40"/>
+          <w:szCs w:val="40"/>
+        </w:rPr>
+        <w:tab/>
+        <w:t>4.Enkapsulacje:</w:t>
+      </w:r>
+    </w:p>
+    <w:p>
+      <w:pPr>
+        <w:pStyle w:val="Normal"/>
+        <w:numPr>
+          <w:ilvl w:val="0"/>
+          <w:numId w:val="0"/>
+        </w:numPr>
+        <w:bidi w:val="0"/>
+        <w:ind w:hanging="0" w:start="720"/>
+        <w:jc w:val="start"/>
+        <w:rPr>
+          <w:rFonts w:ascii="Liberation Serif" w:hAnsi="Liberation Serif"/>
+          <w:i/>
+          <w:iCs/>
+          <w:sz w:val="40"/>
+          <w:szCs w:val="40"/>
+        </w:rPr>
+      </w:pPr>
+      <w:r>
+        <w:rPr>
+          <w:rFonts w:ascii="Liberation Serif" w:hAnsi="Liberation Serif"/>
+          <w:i/>
+          <w:iCs/>
+          <w:sz w:val="30"/>
+          <w:szCs w:val="30"/>
+        </w:rPr>
+        <w:t>Wszystkie pola we wszystkich klasach sa prywatne. Dostep do nich jest możliwy tylko I wylacznie poprzez metody publiczne:</w:t>
+        <w:tab/>
+      </w:r>
+    </w:p>
+    <w:p>
+      <w:pPr>
+        <w:pStyle w:val="Normal"/>
+        <w:numPr>
+          <w:ilvl w:val="1"/>
+          <w:numId w:val="4"/>
+        </w:numPr>
+        <w:bidi w:val="0"/>
+        <w:jc w:val="start"/>
+        <w:rPr>
+          <w:rFonts w:ascii="Liberation Serif" w:hAnsi="Liberation Serif"/>
+          <w:i/>
+          <w:iCs/>
+          <w:sz w:val="30"/>
+          <w:szCs w:val="30"/>
+        </w:rPr>
+      </w:pPr>
+      <w:r>
+        <w:rPr>
+          <w:rFonts w:ascii="Liberation Serif" w:hAnsi="Liberation Serif"/>
+          <w:i/>
+          <w:iCs/>
+          <w:sz w:val="30"/>
+          <w:szCs w:val="30"/>
+        </w:rPr>
+        <w:t>Stan karty (isavailable) zmienia się tylko przez metodę buy(), a nie bezpośrednio z zewnątrz</w:t>
+      </w:r>
+    </w:p>
+    <w:p>
+      <w:pPr>
+        <w:pStyle w:val="Normal"/>
+        <w:numPr>
+          <w:ilvl w:val="1"/>
+          <w:numId w:val="4"/>
+        </w:numPr>
+        <w:bidi w:val="0"/>
+        <w:jc w:val="start"/>
+        <w:rPr>
+          <w:rFonts w:ascii="Liberation Serif" w:hAnsi="Liberation Serif"/>
+          <w:i/>
+          <w:iCs/>
+          <w:sz w:val="30"/>
+          <w:szCs w:val="30"/>
+        </w:rPr>
+      </w:pPr>
+      <w:r>
+        <w:rPr>
+          <w:rFonts w:ascii="Liberation Serif" w:hAnsi="Liberation Serif"/>
+          <w:i/>
+          <w:iCs/>
+          <w:sz w:val="30"/>
+          <w:szCs w:val="30"/>
+        </w:rPr>
+        <w:t>Lista kart w sklepie (card) jest chroniona – można ją modyfikować tylko przez addCard() i buycard()</w:t>
+      </w:r>
+    </w:p>
+    <w:p>
+      <w:pPr>
+        <w:pStyle w:val="Normal"/>
+        <w:bidi w:val="0"/>
+        <w:jc w:val="start"/>
+        <w:rPr>
+          <w:rFonts w:ascii="Liberation Serif" w:hAnsi="Liberation Serif"/>
+          <w:i/>
+          <w:iCs/>
+          <w:sz w:val="40"/>
+          <w:szCs w:val="40"/>
+        </w:rPr>
+      </w:pPr>
+      <w:r>
+        <w:rPr>
+          <w:rFonts w:ascii="Liberation Serif" w:hAnsi="Liberation Serif"/>
+          <w:i/>
+          <w:iCs/>
+          <w:sz w:val="40"/>
+          <w:szCs w:val="40"/>
+        </w:rPr>
+        <w:tab/>
+        <w:t>5.Kolekcja obiektów:</w:t>
+      </w:r>
+    </w:p>
+    <w:p>
+      <w:pPr>
+        <w:pStyle w:val="Normal"/>
+        <w:bidi w:val="0"/>
+        <w:jc w:val="start"/>
+        <w:rPr>
+          <w:rFonts w:ascii="Liberation Serif" w:hAnsi="Liberation Serif"/>
+          <w:i/>
+          <w:iCs/>
+          <w:sz w:val="30"/>
+          <w:szCs w:val="30"/>
+        </w:rPr>
+      </w:pPr>
+      <w:r>
+        <w:rPr>
+          <w:rFonts w:ascii="Liberation Serif" w:hAnsi="Liberation Serif"/>
+          <w:i/>
+          <w:iCs/>
+          <w:sz w:val="30"/>
+          <w:szCs w:val="30"/>
+        </w:rPr>
+        <w:tab/>
+        <w:t xml:space="preserve">W klasie shop zastosowano wektor </w:t>
+      </w:r>
+      <w:r>
+        <w:rPr>
+          <w:rFonts w:ascii="Liberation Serif" w:hAnsi="Liberation Serif"/>
+          <w:b/>
+          <w:bCs/>
+          <w:i w:val="false"/>
+          <w:iCs w:val="false"/>
+          <w:sz w:val="30"/>
+          <w:szCs w:val="30"/>
+        </w:rPr>
+        <w:t>cards</w:t>
+      </w:r>
+      <w:r>
+        <w:rPr>
+          <w:rFonts w:ascii="Liberation Serif" w:hAnsi="Liberation Serif"/>
+          <w:i/>
+          <w:iCs/>
+          <w:sz w:val="30"/>
+          <w:szCs w:val="30"/>
+        </w:rPr>
+        <w:t xml:space="preserve"> oraz wektor </w:t>
+      </w:r>
+      <w:r>
+        <w:rPr>
+          <w:rFonts w:ascii="Liberation Serif" w:hAnsi="Liberation Serif"/>
+          <w:b/>
+          <w:bCs/>
+          <w:i w:val="false"/>
+          <w:iCs w:val="false"/>
+          <w:sz w:val="30"/>
+          <w:szCs w:val="30"/>
+        </w:rPr>
+        <w:t>client</w:t>
+      </w:r>
+      <w:r>
+        <w:rPr>
+          <w:rFonts w:ascii="Liberation Serif" w:hAnsi="Liberation Serif"/>
+          <w:i/>
+          <w:iCs/>
+          <w:sz w:val="30"/>
+          <w:szCs w:val="30"/>
+        </w:rPr>
+        <w:t xml:space="preserve"> jako kolekcje </w:t>
+        <w:tab/>
+        <w:t xml:space="preserve">obiektów. Pozwala to na dynamiczne dodawanie dowolnej </w:t>
+        <w:tab/>
+        <w:t xml:space="preserve">liczby kart i </w:t>
+        <w:tab/>
+        <w:t>klientów w trakcie działania programu.</w:t>
+      </w:r>
+    </w:p>
+    <w:p>
+      <w:pPr>
+        <w:pStyle w:val="Normal"/>
+        <w:bidi w:val="0"/>
+        <w:jc w:val="start"/>
+        <w:rPr>
+          <w:rFonts w:ascii="Liberation Serif" w:hAnsi="Liberation Serif"/>
+          <w:i/>
+          <w:iCs/>
+          <w:sz w:val="40"/>
+          <w:szCs w:val="40"/>
+        </w:rPr>
+      </w:pPr>
+      <w:r>
+        <w:rPr>
+          <w:rFonts w:ascii="Liberation Serif" w:hAnsi="Liberation Serif"/>
+          <w:i/>
+          <w:iCs/>
+          <w:sz w:val="40"/>
+          <w:szCs w:val="40"/>
+        </w:rPr>
+        <w:tab/>
+        <w:t>6.Podejście proceduralne vs obiektowe:</w:t>
+      </w:r>
+    </w:p>
+    <w:p>
+      <w:pPr>
+        <w:pStyle w:val="Normal"/>
+        <w:bidi w:val="0"/>
+        <w:jc w:val="start"/>
+        <w:rPr>
+          <w:rFonts w:ascii="Liberation Serif" w:hAnsi="Liberation Serif"/>
+          <w:i/>
+          <w:iCs/>
+          <w:sz w:val="40"/>
+          <w:szCs w:val="40"/>
+        </w:rPr>
+      </w:pPr>
+      <w:r>
+        <w:rPr>
+          <w:rFonts w:ascii="Liberation Serif" w:hAnsi="Liberation Serif"/>
+          <w:i/>
+          <w:iCs/>
+          <w:sz w:val="40"/>
+          <w:szCs w:val="40"/>
+        </w:rPr>
+        <w:tab/>
+      </w:r>
+    </w:p>
+    <w:tbl>
+      <w:tblPr>
+        <w:tblW w:w="5000" w:type="pct"/>
+        <w:jc w:val="start"/>
+        <w:tblInd w:w="-5" w:type="dxa"/>
+        <w:tblLayout w:type="fixed"/>
+        <w:tblCellMar>
+          <w:top w:w="55" w:type="dxa"/>
+          <w:start w:w="55" w:type="dxa"/>
+          <w:bottom w:w="55" w:type="dxa"/>
+          <w:end w:w="55" w:type="dxa"/>
+        </w:tblCellMar>
+      </w:tblPr>
+      <w:tblGrid>
+        <w:gridCol w:w="3212"/>
+        <w:gridCol w:w="3213"/>
+        <w:gridCol w:w="3213"/>
+      </w:tblGrid>
+      <w:tr>
+        <w:trPr/>
+        <w:tc>
+          <w:tcPr>
+            <w:tcW w:w="3212" w:type="dxa"/>
+            <w:tcBorders>
+              <w:top w:val="single" w:sz="4" w:space="0" w:color="000000"/>
+              <w:start w:val="single" w:sz="4" w:space="0" w:color="000000"/>
+              <w:bottom w:val="single" w:sz="4" w:space="0" w:color="000000"/>
+            </w:tcBorders>
+          </w:tcPr>
+          <w:p>
+            <w:pPr>
+              <w:pStyle w:val="TableContents"/>
+              <w:rPr/>
+            </w:pPr>
+            <w:r>
+              <w:rPr/>
+            </w:r>
+          </w:p>
+        </w:tc>
+        <w:tc>
+          <w:tcPr>
+            <w:tcW w:w="3213" w:type="dxa"/>
+            <w:tcBorders>
+              <w:top w:val="single" w:sz="4" w:space="0" w:color="000000"/>
+              <w:start w:val="single" w:sz="4" w:space="0" w:color="000000"/>
+              <w:bottom w:val="single" w:sz="4" w:space="0" w:color="000000"/>
+            </w:tcBorders>
+          </w:tcPr>
+          <w:p>
+            <w:pPr>
+              <w:pStyle w:val="TableContents"/>
+              <w:rPr/>
+            </w:pPr>
+            <w:r>
+              <w:rPr/>
+              <w:t>Proceduralne</w:t>
+            </w:r>
+          </w:p>
+        </w:tc>
+        <w:tc>
+          <w:tcPr>
+            <w:tcW w:w="3213" w:type="dxa"/>
+            <w:tcBorders>
+              <w:top w:val="single" w:sz="4" w:space="0" w:color="000000"/>
+              <w:start w:val="single" w:sz="4" w:space="0" w:color="000000"/>
+              <w:bottom w:val="single" w:sz="4" w:space="0" w:color="000000"/>
+              <w:end w:val="single" w:sz="4" w:space="0" w:color="000000"/>
+            </w:tcBorders>
+          </w:tcPr>
+          <w:p>
+            <w:pPr>
+              <w:pStyle w:val="TableContents"/>
+              <w:rPr/>
+            </w:pPr>
+            <w:r>
+              <w:rPr/>
+              <w:t>Obiektowe</w:t>
+            </w:r>
+          </w:p>
+        </w:tc>
+      </w:tr>
+      <w:tr>
+        <w:trPr/>
+        <w:tc>
+          <w:tcPr>
+            <w:tcW w:w="3212" w:type="dxa"/>
+            <w:tcBorders>
+              <w:start w:val="single" w:sz="4" w:space="0" w:color="000000"/>
+              <w:bottom w:val="single" w:sz="4" w:space="0" w:color="000000"/>
+            </w:tcBorders>
+          </w:tcPr>
+          <w:p>
+            <w:pPr>
+              <w:pStyle w:val="TableContents"/>
+              <w:rPr/>
+            </w:pPr>
+            <w:r>
+              <w:rPr/>
+              <w:t>Dane</w:t>
+            </w:r>
+          </w:p>
+        </w:tc>
+        <w:tc>
+          <w:tcPr>
+            <w:tcW w:w="3213" w:type="dxa"/>
+            <w:tcBorders>
+              <w:start w:val="single" w:sz="4" w:space="0" w:color="000000"/>
+              <w:bottom w:val="single" w:sz="4" w:space="0" w:color="000000"/>
+            </w:tcBorders>
+          </w:tcPr>
+          <w:p>
+            <w:pPr>
+              <w:pStyle w:val="TableContents"/>
+              <w:rPr/>
+            </w:pPr>
+            <w:r>
+              <w:rPr/>
+              <w:t>Oddzielne tablice(nazwy,ceny,dostępność)</w:t>
+            </w:r>
+          </w:p>
+        </w:tc>
+        <w:tc>
+          <w:tcPr>
+            <w:tcW w:w="3213" w:type="dxa"/>
+            <w:tcBorders>
+              <w:start w:val="single" w:sz="4" w:space="0" w:color="000000"/>
+              <w:bottom w:val="single" w:sz="4" w:space="0" w:color="000000"/>
+              <w:end w:val="single" w:sz="4" w:space="0" w:color="000000"/>
+            </w:tcBorders>
+          </w:tcPr>
+          <w:p>
+            <w:pPr>
+              <w:pStyle w:val="TableContents"/>
+              <w:rPr/>
+            </w:pPr>
+            <w:r>
+              <w:rPr/>
+              <w:t>Zgrupowane w klasie cards</w:t>
+            </w:r>
+          </w:p>
+        </w:tc>
+      </w:tr>
+      <w:tr>
+        <w:trPr/>
+        <w:tc>
+          <w:tcPr>
+            <w:tcW w:w="3212" w:type="dxa"/>
+            <w:tcBorders>
+              <w:start w:val="single" w:sz="4" w:space="0" w:color="000000"/>
+              <w:bottom w:val="single" w:sz="4" w:space="0" w:color="000000"/>
+            </w:tcBorders>
+          </w:tcPr>
+          <w:p>
+            <w:pPr>
+              <w:pStyle w:val="TableContents"/>
+              <w:rPr/>
+            </w:pPr>
+            <w:r>
+              <w:rPr/>
+              <w:t>Funkcje</w:t>
+            </w:r>
+          </w:p>
+        </w:tc>
+        <w:tc>
+          <w:tcPr>
+            <w:tcW w:w="3213" w:type="dxa"/>
+            <w:tcBorders>
+              <w:start w:val="single" w:sz="4" w:space="0" w:color="000000"/>
+              <w:bottom w:val="single" w:sz="4" w:space="0" w:color="000000"/>
+            </w:tcBorders>
+          </w:tcPr>
+          <w:p>
+            <w:pPr>
+              <w:pStyle w:val="TableContents"/>
+              <w:rPr/>
+            </w:pPr>
+            <w:r>
+              <w:rPr/>
+              <w:t>Globalne, operujące na tablicach</w:t>
+            </w:r>
+          </w:p>
+        </w:tc>
+        <w:tc>
+          <w:tcPr>
+            <w:tcW w:w="3213" w:type="dxa"/>
+            <w:tcBorders>
+              <w:start w:val="single" w:sz="4" w:space="0" w:color="000000"/>
+              <w:bottom w:val="single" w:sz="4" w:space="0" w:color="000000"/>
+              <w:end w:val="single" w:sz="4" w:space="0" w:color="000000"/>
+            </w:tcBorders>
+          </w:tcPr>
+          <w:p>
+            <w:pPr>
+              <w:pStyle w:val="TableContents"/>
+              <w:rPr/>
+            </w:pPr>
+            <w:r>
+              <w:rPr/>
+              <w:t xml:space="preserve">Metody powiązane z obiektem </w:t>
+            </w:r>
+          </w:p>
+        </w:tc>
+      </w:tr>
+      <w:tr>
+        <w:trPr/>
+        <w:tc>
+          <w:tcPr>
+            <w:tcW w:w="3212" w:type="dxa"/>
+            <w:tcBorders>
+              <w:start w:val="single" w:sz="4" w:space="0" w:color="000000"/>
+              <w:bottom w:val="single" w:sz="4" w:space="0" w:color="000000"/>
+            </w:tcBorders>
+          </w:tcPr>
+          <w:p>
+            <w:pPr>
+              <w:pStyle w:val="TableContents"/>
+              <w:rPr/>
+            </w:pPr>
+            <w:r>
+              <w:rPr/>
+              <w:t>Bezpieczeństwo</w:t>
+            </w:r>
+          </w:p>
+        </w:tc>
+        <w:tc>
+          <w:tcPr>
+            <w:tcW w:w="3213" w:type="dxa"/>
+            <w:tcBorders>
+              <w:start w:val="single" w:sz="4" w:space="0" w:color="000000"/>
+              <w:bottom w:val="single" w:sz="4" w:space="0" w:color="000000"/>
+            </w:tcBorders>
+          </w:tcPr>
+          <w:p>
+            <w:pPr>
+              <w:pStyle w:val="TableContents"/>
+              <w:rPr/>
+            </w:pPr>
+            <w:r>
+              <w:rPr/>
+              <w:t>Brak ochrony danych</w:t>
+            </w:r>
+          </w:p>
+        </w:tc>
+        <w:tc>
+          <w:tcPr>
+            <w:tcW w:w="3213" w:type="dxa"/>
+            <w:tcBorders>
+              <w:start w:val="single" w:sz="4" w:space="0" w:color="000000"/>
+              <w:bottom w:val="single" w:sz="4" w:space="0" w:color="000000"/>
+              <w:end w:val="single" w:sz="4" w:space="0" w:color="000000"/>
+            </w:tcBorders>
+          </w:tcPr>
+          <w:p>
+            <w:pPr>
+              <w:pStyle w:val="TableContents"/>
+              <w:rPr/>
+            </w:pPr>
+            <w:r>
+              <w:rPr/>
+              <w:t>Enkapsulacja chroni pola</w:t>
+            </w:r>
+          </w:p>
+        </w:tc>
+      </w:tr>
+      <w:tr>
+        <w:trPr/>
+        <w:tc>
+          <w:tcPr>
+            <w:tcW w:w="3212" w:type="dxa"/>
+            <w:tcBorders>
+              <w:start w:val="single" w:sz="4" w:space="0" w:color="000000"/>
+              <w:bottom w:val="single" w:sz="4" w:space="0" w:color="000000"/>
+            </w:tcBorders>
+          </w:tcPr>
+          <w:p>
+            <w:pPr>
+              <w:pStyle w:val="TableContents"/>
+              <w:rPr/>
+            </w:pPr>
+            <w:r>
+              <w:rPr/>
+              <w:t>Rozbudowa</w:t>
+            </w:r>
+          </w:p>
+        </w:tc>
+        <w:tc>
+          <w:tcPr>
+            <w:tcW w:w="3213" w:type="dxa"/>
+            <w:tcBorders>
+              <w:start w:val="single" w:sz="4" w:space="0" w:color="000000"/>
+              <w:bottom w:val="single" w:sz="4" w:space="0" w:color="000000"/>
+            </w:tcBorders>
+          </w:tcPr>
+          <w:p>
+            <w:pPr>
+              <w:pStyle w:val="TableContents"/>
+              <w:rPr/>
+            </w:pPr>
+            <w:r>
+              <w:rPr/>
+              <w:t xml:space="preserve">Trudna[zmiany w wielu miejsach] </w:t>
+            </w:r>
+          </w:p>
+        </w:tc>
+        <w:tc>
+          <w:tcPr>
+            <w:tcW w:w="3213" w:type="dxa"/>
+            <w:tcBorders>
+              <w:start w:val="single" w:sz="4" w:space="0" w:color="000000"/>
+              <w:bottom w:val="single" w:sz="4" w:space="0" w:color="000000"/>
+              <w:end w:val="single" w:sz="4" w:space="0" w:color="000000"/>
+            </w:tcBorders>
+          </w:tcPr>
+          <w:p>
+            <w:pPr>
+              <w:pStyle w:val="TableContents"/>
+              <w:rPr/>
+            </w:pPr>
+            <w:r>
+              <w:rPr/>
+              <w:t>Łatwiejsza[modyfikacja klasy]</w:t>
+            </w:r>
+          </w:p>
+        </w:tc>
+      </w:tr>
+    </w:tbl>
+    <w:p>
+      <w:pPr>
+        <w:pStyle w:val="Normal"/>
+        <w:bidi w:val="0"/>
+        <w:jc w:val="start"/>
+        <w:rPr>
+          <w:rFonts w:ascii="Liberation Serif" w:hAnsi="Liberation Serif"/>
+          <w:i/>
+          <w:iCs/>
+          <w:sz w:val="30"/>
+          <w:szCs w:val="30"/>
+        </w:rPr>
+      </w:pPr>
+      <w:r>
+        <w:rPr>
+          <w:rFonts w:ascii="Liberation Serif" w:hAnsi="Liberation Serif"/>
+          <w:i/>
+          <w:iCs/>
+          <w:sz w:val="30"/>
+          <w:szCs w:val="30"/>
+        </w:rPr>
+        <w:t xml:space="preserve">W podejściu proceduralnym należałoby utrzymywać oddzielne tablice dla każdej właściwości karty I przekazywać je do funkcji. Podejście obiektowe grupuje dane I operacje razem co zwiększa czytelność I bezpieczeństwo kodu </w:t>
       </w:r>
     </w:p>
     <w:sectPr>
@@ -20,9 +1228,679 @@
       <w:pgNumType w:fmt="decimal"/>
       <w:formProt w:val="false"/>
       <w:textDirection w:val="lrTb"/>
+      <w:docGrid w:type="default" w:linePitch="100" w:charSpace="0"/>
     </w:sectPr>
   </w:body>
 </w:document>
+</file>
+
+<file path=word/numbering.xml><?xml version="1.0" encoding="utf-8"?>
+<w:numbering xmlns:w="http://schemas.openxmlformats.org/wordprocessingml/2006/main" xmlns:o="urn:schemas-microsoft-com:office:office" xmlns:r="http://schemas.openxmlformats.org/officeDocument/2006/relationships" xmlns:v="urn:schemas-microsoft-com:vml" xmlns:mc="http://schemas.openxmlformats.org/markup-compatibility/2006" xmlns:w14="http://schemas.microsoft.com/office/word/2010/wordml" mc:Ignorable="w14">
+  <w:abstractNum w:abstractNumId="1">
+    <w:lvl w:ilvl="0">
+      <w:start w:val="1"/>
+      <w:numFmt w:val="decimal"/>
+      <w:lvlText w:val="%1."/>
+      <w:lvlJc w:val="start"/>
+      <w:pPr>
+        <w:tabs>
+          <w:tab w:val="num" w:pos="1429"/>
+        </w:tabs>
+        <w:ind w:start="1429" w:hanging="360"/>
+      </w:pPr>
+      <w:rPr/>
+    </w:lvl>
+    <w:lvl w:ilvl="1">
+      <w:start w:val="1"/>
+      <w:numFmt w:val="decimal"/>
+      <w:lvlText w:val="%2."/>
+      <w:lvlJc w:val="start"/>
+      <w:pPr>
+        <w:tabs>
+          <w:tab w:val="num" w:pos="1789"/>
+        </w:tabs>
+        <w:ind w:start="1789" w:hanging="360"/>
+      </w:pPr>
+      <w:rPr/>
+    </w:lvl>
+    <w:lvl w:ilvl="2">
+      <w:start w:val="1"/>
+      <w:numFmt w:val="decimal"/>
+      <w:lvlText w:val="%3."/>
+      <w:lvlJc w:val="start"/>
+      <w:pPr>
+        <w:tabs>
+          <w:tab w:val="num" w:pos="2149"/>
+        </w:tabs>
+        <w:ind w:start="2149" w:hanging="360"/>
+      </w:pPr>
+      <w:rPr/>
+    </w:lvl>
+    <w:lvl w:ilvl="3">
+      <w:start w:val="1"/>
+      <w:numFmt w:val="decimal"/>
+      <w:lvlText w:val="%4."/>
+      <w:lvlJc w:val="start"/>
+      <w:pPr>
+        <w:tabs>
+          <w:tab w:val="num" w:pos="2509"/>
+        </w:tabs>
+        <w:ind w:start="2509" w:hanging="360"/>
+      </w:pPr>
+      <w:rPr/>
+    </w:lvl>
+    <w:lvl w:ilvl="4">
+      <w:start w:val="1"/>
+      <w:numFmt w:val="decimal"/>
+      <w:lvlText w:val="%5."/>
+      <w:lvlJc w:val="start"/>
+      <w:pPr>
+        <w:tabs>
+          <w:tab w:val="num" w:pos="2869"/>
+        </w:tabs>
+        <w:ind w:start="2869" w:hanging="360"/>
+      </w:pPr>
+      <w:rPr/>
+    </w:lvl>
+    <w:lvl w:ilvl="5">
+      <w:start w:val="1"/>
+      <w:numFmt w:val="decimal"/>
+      <w:lvlText w:val="%6."/>
+      <w:lvlJc w:val="start"/>
+      <w:pPr>
+        <w:tabs>
+          <w:tab w:val="num" w:pos="3229"/>
+        </w:tabs>
+        <w:ind w:start="3229" w:hanging="360"/>
+      </w:pPr>
+      <w:rPr/>
+    </w:lvl>
+    <w:lvl w:ilvl="6">
+      <w:start w:val="1"/>
+      <w:numFmt w:val="decimal"/>
+      <w:lvlText w:val="%7."/>
+      <w:lvlJc w:val="start"/>
+      <w:pPr>
+        <w:tabs>
+          <w:tab w:val="num" w:pos="3589"/>
+        </w:tabs>
+        <w:ind w:start="3589" w:hanging="360"/>
+      </w:pPr>
+      <w:rPr/>
+    </w:lvl>
+    <w:lvl w:ilvl="7">
+      <w:start w:val="1"/>
+      <w:numFmt w:val="decimal"/>
+      <w:lvlText w:val="%8."/>
+      <w:lvlJc w:val="start"/>
+      <w:pPr>
+        <w:tabs>
+          <w:tab w:val="num" w:pos="3949"/>
+        </w:tabs>
+        <w:ind w:start="3949" w:hanging="360"/>
+      </w:pPr>
+      <w:rPr/>
+    </w:lvl>
+    <w:lvl w:ilvl="8">
+      <w:start w:val="1"/>
+      <w:numFmt w:val="decimal"/>
+      <w:lvlText w:val="%9."/>
+      <w:lvlJc w:val="start"/>
+      <w:pPr>
+        <w:tabs>
+          <w:tab w:val="num" w:pos="4309"/>
+        </w:tabs>
+        <w:ind w:start="4309" w:hanging="360"/>
+      </w:pPr>
+      <w:rPr/>
+    </w:lvl>
+  </w:abstractNum>
+  <w:abstractNum w:abstractNumId="2">
+    <w:lvl w:ilvl="0">
+      <w:start w:val="1"/>
+      <w:numFmt w:val="bullet"/>
+      <w:lvlText w:val=""/>
+      <w:lvlJc w:val="start"/>
+      <w:pPr>
+        <w:tabs>
+          <w:tab w:val="num" w:pos="1429"/>
+        </w:tabs>
+        <w:ind w:start="1429" w:hanging="360"/>
+      </w:pPr>
+      <w:rPr>
+        <w:rFonts w:ascii="Symbol" w:hAnsi="Symbol" w:cs="Symbol" w:hint="default"/>
+      </w:rPr>
+    </w:lvl>
+    <w:lvl w:ilvl="1">
+      <w:start w:val="1"/>
+      <w:numFmt w:val="bullet"/>
+      <w:lvlText w:val="◦"/>
+      <w:lvlJc w:val="start"/>
+      <w:pPr>
+        <w:tabs>
+          <w:tab w:val="num" w:pos="1789"/>
+        </w:tabs>
+        <w:ind w:start="1789" w:hanging="360"/>
+      </w:pPr>
+      <w:rPr>
+        <w:rFonts w:ascii="OpenSymbol" w:hAnsi="OpenSymbol" w:cs="OpenSymbol" w:hint="default"/>
+      </w:rPr>
+    </w:lvl>
+    <w:lvl w:ilvl="2">
+      <w:start w:val="1"/>
+      <w:numFmt w:val="bullet"/>
+      <w:lvlText w:val="▪"/>
+      <w:lvlJc w:val="start"/>
+      <w:pPr>
+        <w:tabs>
+          <w:tab w:val="num" w:pos="2149"/>
+        </w:tabs>
+        <w:ind w:start="2149" w:hanging="360"/>
+      </w:pPr>
+      <w:rPr>
+        <w:rFonts w:ascii="OpenSymbol" w:hAnsi="OpenSymbol" w:cs="OpenSymbol" w:hint="default"/>
+      </w:rPr>
+    </w:lvl>
+    <w:lvl w:ilvl="3">
+      <w:start w:val="1"/>
+      <w:numFmt w:val="bullet"/>
+      <w:lvlText w:val=""/>
+      <w:lvlJc w:val="start"/>
+      <w:pPr>
+        <w:tabs>
+          <w:tab w:val="num" w:pos="2509"/>
+        </w:tabs>
+        <w:ind w:start="2509" w:hanging="360"/>
+      </w:pPr>
+      <w:rPr>
+        <w:rFonts w:ascii="Symbol" w:hAnsi="Symbol" w:cs="Symbol" w:hint="default"/>
+      </w:rPr>
+    </w:lvl>
+    <w:lvl w:ilvl="4">
+      <w:start w:val="1"/>
+      <w:numFmt w:val="bullet"/>
+      <w:lvlText w:val=""/>
+      <w:lvlJc w:val="start"/>
+      <w:pPr>
+        <w:tabs>
+          <w:tab w:val="num" w:pos="2869"/>
+        </w:tabs>
+        <w:ind w:start="2869" w:hanging="360"/>
+      </w:pPr>
+      <w:rPr>
+        <w:rFonts w:ascii="MT Extra" w:hAnsi="MT Extra" w:cs="MT Extra" w:hint="default"/>
+      </w:rPr>
+    </w:lvl>
+    <w:lvl w:ilvl="5">
+      <w:start w:val="1"/>
+      <w:numFmt w:val="bullet"/>
+      <w:lvlText w:val="▪"/>
+      <w:lvlJc w:val="start"/>
+      <w:pPr>
+        <w:tabs>
+          <w:tab w:val="num" w:pos="3229"/>
+        </w:tabs>
+        <w:ind w:start="3229" w:hanging="360"/>
+      </w:pPr>
+      <w:rPr>
+        <w:rFonts w:ascii="OpenSymbol" w:hAnsi="OpenSymbol" w:cs="OpenSymbol" w:hint="default"/>
+      </w:rPr>
+    </w:lvl>
+    <w:lvl w:ilvl="6">
+      <w:start w:val="1"/>
+      <w:numFmt w:val="bullet"/>
+      <w:lvlText w:val=""/>
+      <w:lvlJc w:val="start"/>
+      <w:pPr>
+        <w:tabs>
+          <w:tab w:val="num" w:pos="3589"/>
+        </w:tabs>
+        <w:ind w:start="3589" w:hanging="360"/>
+      </w:pPr>
+      <w:rPr>
+        <w:rFonts w:ascii="Symbol" w:hAnsi="Symbol" w:cs="Symbol" w:hint="default"/>
+      </w:rPr>
+    </w:lvl>
+    <w:lvl w:ilvl="7">
+      <w:start w:val="1"/>
+      <w:numFmt w:val="bullet"/>
+      <w:lvlText w:val="◦"/>
+      <w:lvlJc w:val="start"/>
+      <w:pPr>
+        <w:tabs>
+          <w:tab w:val="num" w:pos="3949"/>
+        </w:tabs>
+        <w:ind w:start="3949" w:hanging="360"/>
+      </w:pPr>
+      <w:rPr>
+        <w:rFonts w:ascii="OpenSymbol" w:hAnsi="OpenSymbol" w:cs="OpenSymbol" w:hint="default"/>
+      </w:rPr>
+    </w:lvl>
+    <w:lvl w:ilvl="8">
+      <w:start w:val="1"/>
+      <w:numFmt w:val="bullet"/>
+      <w:lvlText w:val="▪"/>
+      <w:lvlJc w:val="start"/>
+      <w:pPr>
+        <w:tabs>
+          <w:tab w:val="num" w:pos="4309"/>
+        </w:tabs>
+        <w:ind w:start="4309" w:hanging="360"/>
+      </w:pPr>
+      <w:rPr>
+        <w:rFonts w:ascii="OpenSymbol" w:hAnsi="OpenSymbol" w:cs="OpenSymbol" w:hint="default"/>
+      </w:rPr>
+    </w:lvl>
+  </w:abstractNum>
+  <w:abstractNum w:abstractNumId="3">
+    <w:lvl w:ilvl="0">
+      <w:start w:val="1"/>
+      <w:numFmt w:val="bullet"/>
+      <w:lvlText w:val=""/>
+      <w:lvlJc w:val="start"/>
+      <w:pPr>
+        <w:tabs>
+          <w:tab w:val="num" w:pos="720"/>
+        </w:tabs>
+        <w:ind w:start="720" w:hanging="360"/>
+      </w:pPr>
+      <w:rPr>
+        <w:rFonts w:ascii="MT Extra" w:hAnsi="MT Extra" w:cs="MT Extra" w:hint="default"/>
+      </w:rPr>
+    </w:lvl>
+    <w:lvl w:ilvl="1">
+      <w:start w:val="1"/>
+      <w:numFmt w:val="bullet"/>
+      <w:lvlText w:val=""/>
+      <w:lvlJc w:val="start"/>
+      <w:pPr>
+        <w:tabs>
+          <w:tab w:val="num" w:pos="1080"/>
+        </w:tabs>
+        <w:ind w:start="1080" w:hanging="360"/>
+      </w:pPr>
+      <w:rPr>
+        <w:rFonts w:ascii="MT Extra" w:hAnsi="MT Extra" w:cs="MT Extra" w:hint="default"/>
+      </w:rPr>
+    </w:lvl>
+    <w:lvl w:ilvl="2">
+      <w:start w:val="1"/>
+      <w:numFmt w:val="bullet"/>
+      <w:lvlText w:val=""/>
+      <w:lvlJc w:val="start"/>
+      <w:pPr>
+        <w:tabs>
+          <w:tab w:val="num" w:pos="1440"/>
+        </w:tabs>
+        <w:ind w:start="1440" w:hanging="360"/>
+      </w:pPr>
+      <w:rPr>
+        <w:rFonts w:ascii="MT Extra" w:hAnsi="MT Extra" w:cs="MT Extra" w:hint="default"/>
+      </w:rPr>
+    </w:lvl>
+    <w:lvl w:ilvl="3">
+      <w:start w:val="1"/>
+      <w:numFmt w:val="bullet"/>
+      <w:lvlText w:val=""/>
+      <w:lvlJc w:val="start"/>
+      <w:pPr>
+        <w:tabs>
+          <w:tab w:val="num" w:pos="1800"/>
+        </w:tabs>
+        <w:ind w:start="1800" w:hanging="360"/>
+      </w:pPr>
+      <w:rPr>
+        <w:rFonts w:ascii="MT Extra" w:hAnsi="MT Extra" w:cs="MT Extra" w:hint="default"/>
+      </w:rPr>
+    </w:lvl>
+    <w:lvl w:ilvl="4">
+      <w:start w:val="1"/>
+      <w:numFmt w:val="bullet"/>
+      <w:lvlText w:val=""/>
+      <w:lvlJc w:val="start"/>
+      <w:pPr>
+        <w:tabs>
+          <w:tab w:val="num" w:pos="2160"/>
+        </w:tabs>
+        <w:ind w:start="2160" w:hanging="360"/>
+      </w:pPr>
+      <w:rPr>
+        <w:rFonts w:ascii="MT Extra" w:hAnsi="MT Extra" w:cs="MT Extra" w:hint="default"/>
+      </w:rPr>
+    </w:lvl>
+    <w:lvl w:ilvl="5">
+      <w:start w:val="1"/>
+      <w:numFmt w:val="bullet"/>
+      <w:lvlText w:val=""/>
+      <w:lvlJc w:val="start"/>
+      <w:pPr>
+        <w:tabs>
+          <w:tab w:val="num" w:pos="2520"/>
+        </w:tabs>
+        <w:ind w:start="2520" w:hanging="360"/>
+      </w:pPr>
+      <w:rPr>
+        <w:rFonts w:ascii="MT Extra" w:hAnsi="MT Extra" w:cs="MT Extra" w:hint="default"/>
+      </w:rPr>
+    </w:lvl>
+    <w:lvl w:ilvl="6">
+      <w:start w:val="1"/>
+      <w:numFmt w:val="bullet"/>
+      <w:lvlText w:val=""/>
+      <w:lvlJc w:val="start"/>
+      <w:pPr>
+        <w:tabs>
+          <w:tab w:val="num" w:pos="2880"/>
+        </w:tabs>
+        <w:ind w:start="2880" w:hanging="360"/>
+      </w:pPr>
+      <w:rPr>
+        <w:rFonts w:ascii="MT Extra" w:hAnsi="MT Extra" w:cs="MT Extra" w:hint="default"/>
+      </w:rPr>
+    </w:lvl>
+    <w:lvl w:ilvl="7">
+      <w:start w:val="1"/>
+      <w:numFmt w:val="bullet"/>
+      <w:lvlText w:val=""/>
+      <w:lvlJc w:val="start"/>
+      <w:pPr>
+        <w:tabs>
+          <w:tab w:val="num" w:pos="3240"/>
+        </w:tabs>
+        <w:ind w:start="3240" w:hanging="360"/>
+      </w:pPr>
+      <w:rPr>
+        <w:rFonts w:ascii="MT Extra" w:hAnsi="MT Extra" w:cs="MT Extra" w:hint="default"/>
+      </w:rPr>
+    </w:lvl>
+    <w:lvl w:ilvl="8">
+      <w:start w:val="1"/>
+      <w:numFmt w:val="bullet"/>
+      <w:lvlText w:val=""/>
+      <w:lvlJc w:val="start"/>
+      <w:pPr>
+        <w:tabs>
+          <w:tab w:val="num" w:pos="3600"/>
+        </w:tabs>
+        <w:ind w:start="3600" w:hanging="360"/>
+      </w:pPr>
+      <w:rPr>
+        <w:rFonts w:ascii="MT Extra" w:hAnsi="MT Extra" w:cs="MT Extra" w:hint="default"/>
+      </w:rPr>
+    </w:lvl>
+  </w:abstractNum>
+  <w:abstractNum w:abstractNumId="4">
+    <w:lvl w:ilvl="0">
+      <w:start w:val="1"/>
+      <w:numFmt w:val="bullet"/>
+      <w:lvlText w:val=""/>
+      <w:lvlJc w:val="start"/>
+      <w:pPr>
+        <w:tabs>
+          <w:tab w:val="num" w:pos="720"/>
+        </w:tabs>
+        <w:ind w:start="720" w:hanging="360"/>
+      </w:pPr>
+      <w:rPr>
+        <w:rFonts w:ascii="Symbol" w:hAnsi="Symbol" w:cs="Symbol" w:hint="default"/>
+      </w:rPr>
+    </w:lvl>
+    <w:lvl w:ilvl="1">
+      <w:start w:val="1"/>
+      <w:numFmt w:val="bullet"/>
+      <w:lvlText w:val="◦"/>
+      <w:lvlJc w:val="start"/>
+      <w:pPr>
+        <w:tabs>
+          <w:tab w:val="num" w:pos="1080"/>
+        </w:tabs>
+        <w:ind w:start="1080" w:hanging="360"/>
+      </w:pPr>
+      <w:rPr>
+        <w:rFonts w:ascii="OpenSymbol" w:hAnsi="OpenSymbol" w:cs="OpenSymbol" w:hint="default"/>
+      </w:rPr>
+    </w:lvl>
+    <w:lvl w:ilvl="2">
+      <w:start w:val="1"/>
+      <w:numFmt w:val="bullet"/>
+      <w:lvlText w:val="▪"/>
+      <w:lvlJc w:val="start"/>
+      <w:pPr>
+        <w:tabs>
+          <w:tab w:val="num" w:pos="1440"/>
+        </w:tabs>
+        <w:ind w:start="1440" w:hanging="360"/>
+      </w:pPr>
+      <w:rPr>
+        <w:rFonts w:ascii="OpenSymbol" w:hAnsi="OpenSymbol" w:cs="OpenSymbol" w:hint="default"/>
+      </w:rPr>
+    </w:lvl>
+    <w:lvl w:ilvl="3">
+      <w:start w:val="1"/>
+      <w:numFmt w:val="bullet"/>
+      <w:lvlText w:val=""/>
+      <w:lvlJc w:val="start"/>
+      <w:pPr>
+        <w:tabs>
+          <w:tab w:val="num" w:pos="1800"/>
+        </w:tabs>
+        <w:ind w:start="1800" w:hanging="360"/>
+      </w:pPr>
+      <w:rPr>
+        <w:rFonts w:ascii="Symbol" w:hAnsi="Symbol" w:cs="Symbol" w:hint="default"/>
+      </w:rPr>
+    </w:lvl>
+    <w:lvl w:ilvl="4">
+      <w:start w:val="1"/>
+      <w:numFmt w:val="bullet"/>
+      <w:lvlText w:val="◦"/>
+      <w:lvlJc w:val="start"/>
+      <w:pPr>
+        <w:tabs>
+          <w:tab w:val="num" w:pos="2160"/>
+        </w:tabs>
+        <w:ind w:start="2160" w:hanging="360"/>
+      </w:pPr>
+      <w:rPr>
+        <w:rFonts w:ascii="OpenSymbol" w:hAnsi="OpenSymbol" w:cs="OpenSymbol" w:hint="default"/>
+      </w:rPr>
+    </w:lvl>
+    <w:lvl w:ilvl="5">
+      <w:start w:val="1"/>
+      <w:numFmt w:val="bullet"/>
+      <w:lvlText w:val="▪"/>
+      <w:lvlJc w:val="start"/>
+      <w:pPr>
+        <w:tabs>
+          <w:tab w:val="num" w:pos="2520"/>
+        </w:tabs>
+        <w:ind w:start="2520" w:hanging="360"/>
+      </w:pPr>
+      <w:rPr>
+        <w:rFonts w:ascii="OpenSymbol" w:hAnsi="OpenSymbol" w:cs="OpenSymbol" w:hint="default"/>
+      </w:rPr>
+    </w:lvl>
+    <w:lvl w:ilvl="6">
+      <w:start w:val="1"/>
+      <w:numFmt w:val="bullet"/>
+      <w:lvlText w:val=""/>
+      <w:lvlJc w:val="start"/>
+      <w:pPr>
+        <w:tabs>
+          <w:tab w:val="num" w:pos="2880"/>
+        </w:tabs>
+        <w:ind w:start="2880" w:hanging="360"/>
+      </w:pPr>
+      <w:rPr>
+        <w:rFonts w:ascii="Symbol" w:hAnsi="Symbol" w:cs="Symbol" w:hint="default"/>
+      </w:rPr>
+    </w:lvl>
+    <w:lvl w:ilvl="7">
+      <w:start w:val="1"/>
+      <w:numFmt w:val="bullet"/>
+      <w:lvlText w:val="◦"/>
+      <w:lvlJc w:val="start"/>
+      <w:pPr>
+        <w:tabs>
+          <w:tab w:val="num" w:pos="3240"/>
+        </w:tabs>
+        <w:ind w:start="3240" w:hanging="360"/>
+      </w:pPr>
+      <w:rPr>
+        <w:rFonts w:ascii="OpenSymbol" w:hAnsi="OpenSymbol" w:cs="OpenSymbol" w:hint="default"/>
+      </w:rPr>
+    </w:lvl>
+    <w:lvl w:ilvl="8">
+      <w:start w:val="1"/>
+      <w:numFmt w:val="bullet"/>
+      <w:lvlText w:val="▪"/>
+      <w:lvlJc w:val="start"/>
+      <w:pPr>
+        <w:tabs>
+          <w:tab w:val="num" w:pos="3600"/>
+        </w:tabs>
+        <w:ind w:start="3600" w:hanging="360"/>
+      </w:pPr>
+      <w:rPr>
+        <w:rFonts w:ascii="OpenSymbol" w:hAnsi="OpenSymbol" w:cs="OpenSymbol" w:hint="default"/>
+      </w:rPr>
+    </w:lvl>
+  </w:abstractNum>
+  <w:abstractNum w:abstractNumId="5">
+    <w:lvl w:ilvl="0">
+      <w:start w:val="1"/>
+      <w:numFmt w:val="none"/>
+      <w:suff w:val="nothing"/>
+      <w:lvlText w:val=""/>
+      <w:lvlJc w:val="start"/>
+      <w:pPr>
+        <w:tabs>
+          <w:tab w:val="num" w:pos="0"/>
+        </w:tabs>
+        <w:ind w:start="0" w:hanging="0"/>
+      </w:pPr>
+    </w:lvl>
+    <w:lvl w:ilvl="1">
+      <w:start w:val="1"/>
+      <w:numFmt w:val="none"/>
+      <w:suff w:val="nothing"/>
+      <w:lvlText w:val=""/>
+      <w:lvlJc w:val="start"/>
+      <w:pPr>
+        <w:tabs>
+          <w:tab w:val="num" w:pos="0"/>
+        </w:tabs>
+        <w:ind w:start="0" w:hanging="0"/>
+      </w:pPr>
+    </w:lvl>
+    <w:lvl w:ilvl="2">
+      <w:start w:val="1"/>
+      <w:numFmt w:val="none"/>
+      <w:suff w:val="nothing"/>
+      <w:lvlText w:val=""/>
+      <w:lvlJc w:val="start"/>
+      <w:pPr>
+        <w:tabs>
+          <w:tab w:val="num" w:pos="0"/>
+        </w:tabs>
+        <w:ind w:start="0" w:hanging="0"/>
+      </w:pPr>
+    </w:lvl>
+    <w:lvl w:ilvl="3">
+      <w:start w:val="1"/>
+      <w:numFmt w:val="none"/>
+      <w:suff w:val="nothing"/>
+      <w:lvlText w:val=""/>
+      <w:lvlJc w:val="start"/>
+      <w:pPr>
+        <w:tabs>
+          <w:tab w:val="num" w:pos="0"/>
+        </w:tabs>
+        <w:ind w:start="0" w:hanging="0"/>
+      </w:pPr>
+    </w:lvl>
+    <w:lvl w:ilvl="4">
+      <w:start w:val="1"/>
+      <w:numFmt w:val="none"/>
+      <w:suff w:val="nothing"/>
+      <w:lvlText w:val=""/>
+      <w:lvlJc w:val="start"/>
+      <w:pPr>
+        <w:tabs>
+          <w:tab w:val="num" w:pos="0"/>
+        </w:tabs>
+        <w:ind w:start="0" w:hanging="0"/>
+      </w:pPr>
+    </w:lvl>
+    <w:lvl w:ilvl="5">
+      <w:start w:val="1"/>
+      <w:numFmt w:val="none"/>
+      <w:suff w:val="nothing"/>
+      <w:lvlText w:val=""/>
+      <w:lvlJc w:val="start"/>
+      <w:pPr>
+        <w:tabs>
+          <w:tab w:val="num" w:pos="0"/>
+        </w:tabs>
+        <w:ind w:start="0" w:hanging="0"/>
+      </w:pPr>
+    </w:lvl>
+    <w:lvl w:ilvl="6">
+      <w:start w:val="1"/>
+      <w:numFmt w:val="none"/>
+      <w:suff w:val="nothing"/>
+      <w:lvlText w:val=""/>
+      <w:lvlJc w:val="start"/>
+      <w:pPr>
+        <w:tabs>
+          <w:tab w:val="num" w:pos="0"/>
+        </w:tabs>
+        <w:ind w:start="0" w:hanging="0"/>
+      </w:pPr>
+    </w:lvl>
+    <w:lvl w:ilvl="7">
+      <w:start w:val="1"/>
+      <w:numFmt w:val="none"/>
+      <w:suff w:val="nothing"/>
+      <w:lvlText w:val=""/>
+      <w:lvlJc w:val="start"/>
+      <w:pPr>
+        <w:tabs>
+          <w:tab w:val="num" w:pos="0"/>
+        </w:tabs>
+        <w:ind w:start="0" w:hanging="0"/>
+      </w:pPr>
+    </w:lvl>
+    <w:lvl w:ilvl="8">
+      <w:start w:val="1"/>
+      <w:numFmt w:val="none"/>
+      <w:suff w:val="nothing"/>
+      <w:lvlText w:val=""/>
+      <w:lvlJc w:val="start"/>
+      <w:pPr>
+        <w:tabs>
+          <w:tab w:val="num" w:pos="0"/>
+        </w:tabs>
+        <w:ind w:start="0" w:hanging="0"/>
+      </w:pPr>
+    </w:lvl>
+  </w:abstractNum>
+  <w:num w:numId="1">
+    <w:abstractNumId w:val="1"/>
+  </w:num>
+  <w:num w:numId="2">
+    <w:abstractNumId w:val="2"/>
+  </w:num>
+  <w:num w:numId="3">
+    <w:abstractNumId w:val="3"/>
+  </w:num>
+  <w:num w:numId="4">
+    <w:abstractNumId w:val="4"/>
+  </w:num>
+  <w:num w:numId="5">
+    <w:abstractNumId w:val="5"/>
+  </w:num>
+</w:numbering>
 </file>
 
 <file path=word/styles.xml><?xml version="1.0" encoding="utf-8"?>
@@ -39,7 +1917,6 @@
     </w:rPrDefault>
     <w:pPrDefault>
       <w:pPr>
-        <w:widowControl/>
         <w:suppressAutoHyphens w:val="true"/>
       </w:pPr>
     </w:pPrDefault>
@@ -49,7 +1926,10 @@
     <w:qFormat/>
     <w:pPr>
       <w:widowControl/>
+      <w:suppressAutoHyphens w:val="true"/>
       <w:bidi w:val="0"/>
+      <w:spacing w:before="0" w:after="0"/>
+      <w:jc w:val="start"/>
     </w:pPr>
     <w:rPr>
       <w:rFonts w:ascii="Liberation Serif" w:hAnsi="Liberation Serif" w:eastAsia="Noto Serif CJK SC" w:cs="Noto Sans Devanagari"/>
@@ -58,6 +1938,18 @@
       <w:sz w:val="24"/>
       <w:szCs w:val="24"/>
       <w:lang w:val="en-US" w:eastAsia="zh-CN" w:bidi="hi-IN"/>
+    </w:rPr>
+  </w:style>
+  <w:style w:type="character" w:styleId="NumberingSymbols">
+    <w:name w:val="Numbering Symbols"/>
+    <w:qFormat/>
+    <w:rPr/>
+  </w:style>
+  <w:style w:type="character" w:styleId="Bullets">
+    <w:name w:val="Bullets"/>
+    <w:qFormat/>
+    <w:rPr>
+      <w:rFonts w:ascii="OpenSymbol" w:hAnsi="OpenSymbol" w:eastAsia="OpenSymbol" w:cs="OpenSymbol"/>
     </w:rPr>
   </w:style>
   <w:style w:type="paragraph" w:styleId="Heading">
@@ -117,6 +2009,16 @@
     <w:rPr>
       <w:rFonts w:cs="Noto Sans Devanagari"/>
     </w:rPr>
+  </w:style>
+  <w:style w:type="paragraph" w:styleId="TableContents">
+    <w:name w:val="Table Contents"/>
+    <w:basedOn w:val="Normal"/>
+    <w:qFormat/>
+    <w:pPr>
+      <w:widowControl w:val="false"/>
+      <w:suppressLineNumbers/>
+    </w:pPr>
+    <w:rPr/>
   </w:style>
 </w:styles>
 </file>
